--- a/הַסֵּפֶר/הַתּוֹרָה/02 שמות/21 שמות כא.docx
+++ b/הַסֵּפֶר/הַתּוֹרָה/02 שמות/21 שמות כא.docx
@@ -41,7 +41,7 @@
           <w:pgNumType w:start="1"/>
         </w:sectPr>
       </w:pPr>
-      <w:bookmarkStart w:colFirst="0" w:colLast="0" w:name="_gihvnl11suif" w:id="0"/>
+      <w:bookmarkStart w:colFirst="0" w:colLast="0" w:name="_1j2a5c88ldfj" w:id="0"/>
       <w:bookmarkEnd w:id="0"/>
       <w:r>
         <w:rPr>

--- a/הַסֵּפֶר/הַתּוֹרָה/02 שמות/21 שמות כא.docx
+++ b/הַסֵּפֶר/הַתּוֹרָה/02 שמות/21 שמות כא.docx
@@ -41,7 +41,7 @@
           <w:pgNumType w:start="1"/>
         </w:sectPr>
       </w:pPr>
-      <w:bookmarkStart w:colFirst="0" w:colLast="0" w:name="_1j2a5c88ldfj" w:id="0"/>
+      <w:bookmarkStart w:colFirst="0" w:colLast="0" w:name="_fu81xeiomcix" w:id="0"/>
       <w:bookmarkEnd w:id="0"/>
       <w:r>
         <w:rPr>
